--- a/mig_devops_minimax.docx
+++ b/mig_devops_minimax.docx
@@ -466,7 +466,23 @@
           <w:bCs/>
           <w:b/>
         </w:rPr>
-        <w:t xml:space="preserve">WSO2 API Gateway</w:t>
+        <w:t xml:space="preserve">WSO2</w:t>
+      </w:r>
+      <w:r>
+        <w:t xml:space="preserve"> </w:t>
+      </w:r>
+      <w:r>
+        <w:t xml:space="preserve">and</w:t>
+      </w:r>
+      <w:r>
+        <w:t xml:space="preserve"> </w:t>
+      </w:r>
+      <w:r>
+        <w:rPr>
+          <w:bCs/>
+          <w:b/>
+        </w:rPr>
+        <w:t xml:space="preserve">APISIX API Gateways</w:t>
       </w:r>
       <w:r>
         <w:t xml:space="preserve"> </w:t>
@@ -484,7 +500,7 @@
         <w:pStyle w:val="Compact"/>
       </w:pPr>
       <w:r>
-        <w:t xml:space="preserve">Maintained 99.99% uptime SLA for mission-critical WSO2 APIM platform through proactive monitoring (Prometheus/Grafana) and rapid incident response.</w:t>
+        <w:t xml:space="preserve">Maintained 99.99% uptime SLA for mission-critical API platforms through proactive monitoring (Prometheus/Grafana) and rapid incident response.</w:t>
       </w:r>
     </w:p>
     <w:p>
@@ -502,7 +518,7 @@
         <w:t xml:space="preserve"> </w:t>
       </w:r>
       <w:r>
-        <w:t xml:space="preserve">| NetApp | Melbourne, VIC</w:t>
+        <w:t xml:space="preserve">| Quantaco | Melbourne, VIC</w:t>
       </w:r>
       <w:r>
         <w:br/>
@@ -512,7 +528,7 @@
           <w:iCs/>
           <w:i/>
         </w:rPr>
-        <w:t xml:space="preserve">January 2020 – May 2022</w:t>
+        <w:t xml:space="preserve">October 2025 – March 2026</w:t>
       </w:r>
     </w:p>
     <w:p>
@@ -524,7 +540,19 @@
         <w:pStyle w:val="Compact"/>
       </w:pPr>
       <w:r>
-        <w:t xml:space="preserve">Designed and provisioned cloud infrastructure using</w:t>
+        <w:t xml:space="preserve">Refactored a large ERP Microservices FastAPI platform to use Pydantic V2 modelling, consistent exception handling, pagination, unit tests, smoke tests and significant performance speedup of over 100% for large dataset calls - utilizing AsyncIO, Redis and FastAPI best practices.</w:t>
+      </w:r>
+    </w:p>
+    <w:p>
+      <w:pPr>
+        <w:numPr>
+          <w:ilvl w:val="0"/>
+          <w:numId w:val="1003"/>
+        </w:numPr>
+        <w:pStyle w:val="Compact"/>
+      </w:pPr>
+      <w:r>
+        <w:t xml:space="preserve">Implemented</w:t>
       </w:r>
       <w:r>
         <w:t xml:space="preserve"> </w:t>
@@ -540,23 +568,7 @@
         <w:t xml:space="preserve"> </w:t>
       </w:r>
       <w:r>
-        <w:t xml:space="preserve">and</w:t>
-      </w:r>
-      <w:r>
-        <w:t xml:space="preserve"> </w:t>
-      </w:r>
-      <w:r>
-        <w:rPr>
-          <w:bCs/>
-          <w:b/>
-        </w:rPr>
-        <w:t xml:space="preserve">Ansible</w:t>
-      </w:r>
-      <w:r>
-        <w:t xml:space="preserve"> </w:t>
-      </w:r>
-      <w:r>
-        <w:t xml:space="preserve">for the Keystone Service Engine, supporting global storage provisioning across AWS, GCP, and Azure.</w:t>
+        <w:t xml:space="preserve">for GitOps-driven continuous deployment, ensuring automated, reliable application updates across development, staging, and production environments.</w:t>
       </w:r>
     </w:p>
     <w:p>
@@ -568,7 +580,20 @@
         <w:pStyle w:val="Compact"/>
       </w:pPr>
       <w:r>
-        <w:t xml:space="preserve">Built automated resource allocation system on Kubernetes resolving critical concurrency issues for ONTAP storage allocation.</w:t>
+        <w:t xml:space="preserve">Engineered a robust</w:t>
+      </w:r>
+      <w:r>
+        <w:t xml:space="preserve"> </w:t>
+      </w:r>
+      <w:r>
+        <w:rPr>
+          <w:bCs/>
+          <w:b/>
+        </w:rPr>
+        <w:t xml:space="preserve">Redis</w:t>
+      </w:r>
+      <w:r>
+        <w:t xml:space="preserve">-based caching layer and session management system, significantly reducing database load and improving API response times by over 60%.</w:t>
       </w:r>
     </w:p>
     <w:p>
@@ -580,61 +605,258 @@
         <w:pStyle w:val="Compact"/>
       </w:pPr>
       <w:r>
-        <w:t xml:space="preserve">Integrated</w:t>
-      </w:r>
-      <w:r>
-        <w:t xml:space="preserve"> </w:t>
-      </w:r>
-      <w:r>
-        <w:rPr>
-          <w:bCs/>
-          <w:b/>
-        </w:rPr>
-        <w:t xml:space="preserve">HashiCorp Vault</w:t>
-      </w:r>
-      <w:r>
-        <w:t xml:space="preserve"> </w:t>
-      </w:r>
-      <w:r>
-        <w:t xml:space="preserve">for secrets management across Kubernetes deployments, implementing dynamic secret injection.</w:t>
-      </w:r>
-    </w:p>
-    <w:p>
-      <w:pPr>
-        <w:numPr>
-          <w:ilvl w:val="0"/>
-          <w:numId w:val="1003"/>
-        </w:numPr>
-        <w:pStyle w:val="Compact"/>
-      </w:pPr>
-      <w:r>
-        <w:t xml:space="preserve">Engineered the Keystone Billing engine processing $2M+ annual usage with 95% invoice error reduction.</w:t>
-      </w:r>
-    </w:p>
-    <w:p>
-      <w:pPr>
-        <w:pStyle w:val="FirstParagraph"/>
-      </w:pPr>
-      <w:r>
-        <w:rPr>
-          <w:bCs/>
-          <w:b/>
-        </w:rPr>
-        <w:t xml:space="preserve">Big Data DevOps Engineer</w:t>
-      </w:r>
-      <w:r>
-        <w:t xml:space="preserve"> </w:t>
-      </w:r>
-      <w:r>
-        <w:t xml:space="preserve">| Telstra (CTO/Big Data Analytics) | Melbourne, VIC</w:t>
-      </w:r>
-      <w:r>
-        <w:br/>
+        <w:t xml:space="preserve">Configured</w:t>
+      </w:r>
+      <w:r>
+        <w:t xml:space="preserve"> </w:t>
+      </w:r>
+      <w:r>
+        <w:rPr>
+          <w:bCs/>
+          <w:b/>
+        </w:rPr>
+        <w:t xml:space="preserve">Google Cloud Platform</w:t>
+      </w:r>
+      <w:r>
+        <w:t xml:space="preserve"> </w:t>
+      </w:r>
+      <w:r>
+        <w:t xml:space="preserve">services, such as</w:t>
+      </w:r>
+      <w:r>
+        <w:t xml:space="preserve"> </w:t>
       </w:r>
       <w:r>
         <w:rPr>
           <w:iCs/>
           <w:i/>
+          <w:bCs/>
+          <w:b/>
+        </w:rPr>
+        <w:t xml:space="preserve">CloudBuild/CloudRun/CloudFunctions</w:t>
+      </w:r>
+      <w:r>
+        <w:t xml:space="preserve"> </w:t>
+      </w:r>
+      <w:r>
+        <w:t xml:space="preserve">to support blue/green deployment.</w:t>
+      </w:r>
+    </w:p>
+    <w:p>
+      <w:pPr>
+        <w:numPr>
+          <w:ilvl w:val="0"/>
+          <w:numId w:val="1003"/>
+        </w:numPr>
+        <w:pStyle w:val="Compact"/>
+      </w:pPr>
+      <w:r>
+        <w:t xml:space="preserve">Developed and maintained CI/CD pipelines using</w:t>
+      </w:r>
+      <w:r>
+        <w:t xml:space="preserve"> </w:t>
+      </w:r>
+      <w:r>
+        <w:rPr>
+          <w:bCs/>
+          <w:b/>
+        </w:rPr>
+        <w:t xml:space="preserve">Github Workflows</w:t>
+      </w:r>
+      <w:r>
+        <w:t xml:space="preserve">, automating testing, security scanning, and deployment processes to ensure rapid and secure software delivery.</w:t>
+      </w:r>
+    </w:p>
+    <w:p>
+      <w:pPr>
+        <w:pStyle w:val="FirstParagraph"/>
+      </w:pPr>
+      <w:r>
+        <w:t xml:space="preserve">*** Architect and CTO *** | Azez | Melbourne, VIC</w:t>
+      </w:r>
+      <w:r>
+        <w:br/>
+      </w:r>
+      <w:r>
+        <w:rPr>
+          <w:iCs/>
+          <w:i/>
+        </w:rPr>
+        <w:t xml:space="preserve">April 2025 – September 2025</w:t>
+      </w:r>
+    </w:p>
+    <w:p>
+      <w:pPr>
+        <w:numPr>
+          <w:ilvl w:val="0"/>
+          <w:numId w:val="1004"/>
+        </w:numPr>
+        <w:pStyle w:val="Compact"/>
+      </w:pPr>
+      <w:r>
+        <w:t xml:space="preserve">Architected and implemented a RAG Agent using FastAPI, LangChain, Huggingface libraries and other AI tools to provide contra-indication information for drugs/medical interventions based on PubMed article summaries and LLM reasoning.</w:t>
+      </w:r>
+    </w:p>
+    <w:p>
+      <w:pPr>
+        <w:numPr>
+          <w:ilvl w:val="0"/>
+          <w:numId w:val="1004"/>
+        </w:numPr>
+        <w:pStyle w:val="Compact"/>
+      </w:pPr>
+      <w:r>
+        <w:t xml:space="preserve">DeepDive Agent is deployed in a Kubernetes ecosystem comprising Gitea, ArgoCD, PostgreSQL Vector Search, MinIO, Hashicorp Vault, APISIX gateway and FastAPI microservices.</w:t>
+      </w:r>
+    </w:p>
+    <w:p>
+      <w:pPr>
+        <w:pStyle w:val="FirstParagraph"/>
+      </w:pPr>
+      <w:r>
+        <w:rPr>
+          <w:bCs/>
+          <w:b/>
+        </w:rPr>
+        <w:t xml:space="preserve">Staff Engineer</w:t>
+      </w:r>
+      <w:r>
+        <w:t xml:space="preserve"> </w:t>
+      </w:r>
+      <w:r>
+        <w:t xml:space="preserve">| NetApp | Melbourne, VIC</w:t>
+      </w:r>
+      <w:r>
+        <w:br/>
+      </w:r>
+      <w:r>
+        <w:rPr>
+          <w:iCs/>
+          <w:i/>
+        </w:rPr>
+        <w:t xml:space="preserve">January 2020 – May 2022</w:t>
+      </w:r>
+    </w:p>
+    <w:p>
+      <w:pPr>
+        <w:numPr>
+          <w:ilvl w:val="0"/>
+          <w:numId w:val="1005"/>
+        </w:numPr>
+        <w:pStyle w:val="Compact"/>
+      </w:pPr>
+      <w:r>
+        <w:t xml:space="preserve">Designed and provisioned cloud infrastructure using</w:t>
+      </w:r>
+      <w:r>
+        <w:t xml:space="preserve"> </w:t>
+      </w:r>
+      <w:r>
+        <w:rPr>
+          <w:bCs/>
+          <w:b/>
+        </w:rPr>
+        <w:t xml:space="preserve">Terraform</w:t>
+      </w:r>
+      <w:r>
+        <w:t xml:space="preserve"> </w:t>
+      </w:r>
+      <w:r>
+        <w:t xml:space="preserve">and</w:t>
+      </w:r>
+      <w:r>
+        <w:t xml:space="preserve"> </w:t>
+      </w:r>
+      <w:r>
+        <w:rPr>
+          <w:bCs/>
+          <w:b/>
+        </w:rPr>
+        <w:t xml:space="preserve">Ansible</w:t>
+      </w:r>
+      <w:r>
+        <w:t xml:space="preserve"> </w:t>
+      </w:r>
+      <w:r>
+        <w:t xml:space="preserve">for the Keystone Service Engine, supporting global storage provisioning across AWS, GCP, and Azure.</w:t>
+      </w:r>
+    </w:p>
+    <w:p>
+      <w:pPr>
+        <w:numPr>
+          <w:ilvl w:val="0"/>
+          <w:numId w:val="1005"/>
+        </w:numPr>
+        <w:pStyle w:val="Compact"/>
+      </w:pPr>
+      <w:r>
+        <w:t xml:space="preserve">Built automated resource allocation system on Kubernetes resolving critical concurrency issues for ONTAP storage allocation.</w:t>
+      </w:r>
+    </w:p>
+    <w:p>
+      <w:pPr>
+        <w:numPr>
+          <w:ilvl w:val="0"/>
+          <w:numId w:val="1005"/>
+        </w:numPr>
+        <w:pStyle w:val="Compact"/>
+      </w:pPr>
+      <w:r>
+        <w:t xml:space="preserve">Integrated</w:t>
+      </w:r>
+      <w:r>
+        <w:t xml:space="preserve"> </w:t>
+      </w:r>
+      <w:r>
+        <w:rPr>
+          <w:bCs/>
+          <w:b/>
+        </w:rPr>
+        <w:t xml:space="preserve">HashiCorp Vault</w:t>
+      </w:r>
+      <w:r>
+        <w:t xml:space="preserve"> </w:t>
+      </w:r>
+      <w:r>
+        <w:t xml:space="preserve">for secrets management across Kubernetes deployments, implementing dynamic secret injection.</w:t>
+      </w:r>
+    </w:p>
+    <w:p>
+      <w:pPr>
+        <w:numPr>
+          <w:ilvl w:val="0"/>
+          <w:numId w:val="1005"/>
+        </w:numPr>
+        <w:pStyle w:val="Compact"/>
+      </w:pPr>
+      <w:r>
+        <w:t xml:space="preserve">Engineered the Keystone Billing engine processing $2M+ annual usage with 95% invoice error reduction.</w:t>
+      </w:r>
+    </w:p>
+    <w:p>
+      <w:pPr>
+        <w:pStyle w:val="FirstParagraph"/>
+      </w:pPr>
+      <w:r>
+        <w:rPr>
+          <w:bCs/>
+          <w:b/>
+        </w:rPr>
+        <w:t xml:space="preserve">Big Data DevOps Engineer</w:t>
+      </w:r>
+      <w:r>
+        <w:t xml:space="preserve"> </w:t>
+      </w:r>
+      <w:r>
+        <w:t xml:space="preserve">| Telstra (CTO/Big Data Analytics) | Melbourne, VIC</w:t>
+      </w:r>
+      <w:r>
+        <w:br/>
+      </w:r>
+      <w:r>
+        <w:rPr>
+          <w:iCs/>
+          <w:i/>
         </w:rPr>
         <w:t xml:space="preserve">October 2017 – December 2018</w:t>
       </w:r>
@@ -643,7 +865,7 @@
       <w:pPr>
         <w:numPr>
           <w:ilvl w:val="0"/>
-          <w:numId w:val="1004"/>
+          <w:numId w:val="1006"/>
         </w:numPr>
         <w:pStyle w:val="Compact"/>
       </w:pPr>
@@ -684,7 +906,19 @@
       <w:pPr>
         <w:numPr>
           <w:ilvl w:val="0"/>
-          <w:numId w:val="1004"/>
+          <w:numId w:val="1006"/>
+        </w:numPr>
+        <w:pStyle w:val="Compact"/>
+      </w:pPr>
+      <w:r>
+        <w:t xml:space="preserve">Optimized national security data processing by deploying low-latency Spark jobs to edge nodes, reducing processing time by 40% compared to centralized cloud clusters.</w:t>
+      </w:r>
+    </w:p>
+    <w:p>
+      <w:pPr>
+        <w:numPr>
+          <w:ilvl w:val="0"/>
+          <w:numId w:val="1006"/>
         </w:numPr>
         <w:pStyle w:val="Compact"/>
       </w:pPr>
@@ -712,7 +946,7 @@
       <w:pPr>
         <w:numPr>
           <w:ilvl w:val="0"/>
-          <w:numId w:val="1004"/>
+          <w:numId w:val="1006"/>
         </w:numPr>
         <w:pStyle w:val="Compact"/>
       </w:pPr>
@@ -952,6 +1186,12 @@
     <w:abstractNumId w:val="991"/>
   </w:num>
   <w:num w:numId="1004">
+    <w:abstractNumId w:val="991"/>
+  </w:num>
+  <w:num w:numId="1005">
+    <w:abstractNumId w:val="991"/>
+  </w:num>
+  <w:num w:numId="1006">
     <w:abstractNumId w:val="991"/>
   </w:num>
 </w:numbering>
